--- a/informes-growth/dlocal-2026-10-14/dLocal - growth - 2026-10-14.docx
+++ b/informes-growth/dlocal-2026-10-14/dLocal - growth - 2026-10-14.docx
@@ -5561,7 +5561,7 @@
         <w:t xml:space="preserve">Bolsillo growth lleno (~20 %)</w:t>
       </w:r>
       <w:r>
-        <w:t xml:space="preserve">: Nu (+19 %), Axon (+36 %), Shopify (+18 %), Snowflake (+13 %) y Samsara (+15 %), al precio actual con v11. La liquidez es de ≈27 EUR, así que solo cabe sustituir. Alphabet se vende mañana y no cuenta como exposición a IA de la cartera.</w:t>
+        <w:t xml:space="preserve">: Nu (+19 %), Axon (+36 %), Shopify (+18 %), Snowflake (+13 %) y Samsara (+15 %), al precio actual con v11. La liquidez libre es casi nula, así que solo cabe sustituir. Alphabet se vende mañana y no cuenta como exposición a IA de la cartera.</w:t>
       </w:r>
     </w:p>
     <w:p>
